--- a/outputs/reports/state_3class_2026-06-26/EEG_State_Report.docx
+++ b/outputs/reports/state_3class_2026-06-26/EEG_State_Report.docx
@@ -52,7 +52,7 @@
           <w:color w:val="5B6B7B"/>
           <w:sz w:val="26"/>
         </w:rPr>
-        <w:t>Telling apart three states - standing, stepping straight, and stepping diagonally - from EEG, with one model per person. A companion to the straight-vs-diagonal step-type project.</w:t>
+        <w:t>Single-trial classification of three motor states - quiet stance, straight stepping, and diagonal stepping - from 64-channel scalp EEG, with a per-participant model and nested cross-validation. A companion to the straight-vs-diagonal step-type project.</w:t>
       </w:r>
     </w:p>
     <w:p/>
@@ -197,20 +197,20 @@
         <w:rPr>
           <w:sz w:val="22"/>
         </w:rPr>
-        <w:t xml:space="preserve">, it asks a broader question: </w:t>
+        <w:t xml:space="preserve">, it poses a broader decoding question: </w:t>
       </w:r>
       <w:r>
         <w:rPr>
           <w:b/>
           <w:sz w:val="22"/>
         </w:rPr>
-        <w:t>from a two-second window of EEG, can we tell whether a person is standing still, stepping straight, or stepping diagonally?</w:t>
+        <w:t>from a single two-second epoch of 64-channel EEG, can we recover the participant's motor state - quiet stance, straight stepping, or diagonal stepping?</w:t>
       </w:r>
       <w:r>
         <w:rPr>
           <w:sz w:val="22"/>
         </w:rPr>
-        <w:t xml:space="preserve"> Each person gets their own model, tested only on their own held-out data.</w:t>
+        <w:t xml:space="preserve"> Each participant is modelled separately and scored only on their own held-out epochs.</w:t>
       </w:r>
     </w:p>
     <w:tbl>
@@ -568,20 +568,20 @@
         <w:rPr>
           <w:sz w:val="22"/>
         </w:rPr>
-        <w:t xml:space="preserve">The step-type project showed that the brain's </w:t>
+        <w:t xml:space="preserve">The step-type project showed that the pre-movement </w:t>
       </w:r>
       <w:r>
         <w:rPr>
           <w:b/>
           <w:sz w:val="22"/>
         </w:rPr>
-        <w:t>preparation signal</w:t>
+        <w:t>contingent negative variation (CNV)</w:t>
       </w:r>
       <w:r>
         <w:rPr>
           <w:sz w:val="22"/>
         </w:rPr>
-        <w:t xml:space="preserve"> carries a faint trace of </w:t>
+        <w:t xml:space="preserve"> - the slow anticipatory potential of the warning-imperative foreperiod - carries a faint trace of </w:t>
       </w:r>
       <w:r>
         <w:rPr>
@@ -594,7 +594,7 @@
         <w:rPr>
           <w:sz w:val="22"/>
         </w:rPr>
-        <w:t xml:space="preserve"> a person is about to step. This project widens the lens from two step-types to </w:t>
+        <w:t xml:space="preserve"> a participant is about to step. This project widens the scope from two step-types to </w:t>
       </w:r>
       <w:r>
         <w:rPr>
@@ -607,7 +607,7 @@
         <w:rPr>
           <w:sz w:val="22"/>
         </w:rPr>
-        <w:t>: standing still, stepping straight, and stepping diagonally. The motivation is the same - to read movement-related information directly from brain activity - but the three-way version is a stepping stone toward decoding a richer set of states.</w:t>
+        <w:t>: quiet stance, straight stepping, and diagonal stepping, decoded from the ongoing sensorimotor EEG rather than only the preparatory window. It is a step toward decoding a richer state repertoire from a single montage.</w:t>
       </w:r>
     </w:p>
     <w:p>
@@ -618,7 +618,7 @@
         <w:rPr>
           <w:sz w:val="22"/>
         </w:rPr>
-        <w:t xml:space="preserve">Because there are now </w:t>
+        <w:t xml:space="preserve">With </w:t>
       </w:r>
       <w:r>
         <w:rPr>
@@ -631,7 +631,7 @@
         <w:rPr>
           <w:sz w:val="22"/>
         </w:rPr>
-        <w:t xml:space="preserve"> possible answers, a model that guessed randomly would be right only </w:t>
+        <w:t xml:space="preserve"> classes, a naive model would reach only </w:t>
       </w:r>
       <w:r>
         <w:rPr>
@@ -644,20 +644,20 @@
         <w:rPr>
           <w:sz w:val="22"/>
         </w:rPr>
-        <w:t xml:space="preserve"> of the time. Anything reliably above that means the EEG genuinely distinguishes the states. We keep the project's core principle: </w:t>
+        <w:t xml:space="preserve"> accuracy; anything reliably above that indicates the EEG genuinely separates the states. We retain the project's core design: </w:t>
       </w:r>
       <w:r>
         <w:rPr>
           <w:b/>
           <w:sz w:val="22"/>
         </w:rPr>
-        <w:t>one model per person</w:t>
+        <w:t>one model per participant</w:t>
       </w:r>
       <w:r>
         <w:rPr>
           <w:sz w:val="22"/>
         </w:rPr>
-        <w:t>, each judged only on data it has never seen.</w:t>
+        <w:t>, each evaluated only on epochs it never saw during training or tuning.</w:t>
       </w:r>
     </w:p>
     <w:p>
@@ -679,33 +679,20 @@
         <w:rPr>
           <w:sz w:val="22"/>
         </w:rPr>
-        <w:t xml:space="preserve">The data come from two separate EEG recordings per participant, which between them supply the three states. Throughout, a single </w:t>
+        <w:t xml:space="preserve">Each participant contributes two continuous 64-channel recordings (BioSemi, 1024 or 2048 Hz) that between them supply the three states. Throughout, a single </w:t>
       </w:r>
       <w:r>
         <w:rPr>
           <w:b/>
           <w:sz w:val="22"/>
         </w:rPr>
-        <w:t>two-second slice</w:t>
+        <w:t>2 s epoch</w:t>
       </w:r>
       <w:r>
         <w:rPr>
           <w:sz w:val="22"/>
         </w:rPr>
-        <w:t xml:space="preserve"> of the 64-sensor recording is called an </w:t>
-      </w:r>
-      <w:r>
-        <w:rPr>
-          <w:b/>
-          <w:sz w:val="22"/>
-        </w:rPr>
-        <w:t>epoch</w:t>
-      </w:r>
-      <w:r>
-        <w:rPr>
-          <w:sz w:val="22"/>
-        </w:rPr>
-        <w:t xml:space="preserve"> - one example the model learns from.</w:t>
+        <w:t xml:space="preserve"> of the 64-channel montage is one exemplar for the classifier.</w:t>
       </w:r>
     </w:p>
     <w:p>
@@ -715,7 +702,7 @@
       <w:r>
         <w:drawing>
           <wp:inline xmlns:a="http://schemas.openxmlformats.org/drawingml/2006/main" xmlns:pic="http://schemas.openxmlformats.org/drawingml/2006/picture">
-            <wp:extent cx="5943600" cy="3096665"/>
+            <wp:extent cx="5943600" cy="3480203"/>
             <wp:docPr id="1" name="Picture 1"/>
             <wp:cNvGraphicFramePr>
               <a:graphicFrameLocks noChangeAspect="1"/>
@@ -736,7 +723,7 @@
                   <pic:spPr>
                     <a:xfrm>
                       <a:off x="0" y="0"/>
-                      <a:ext cx="5943600" cy="3096665"/>
+                      <a:ext cx="5943600" cy="3480203"/>
                     </a:xfrm>
                     <a:prstGeom prst="rect"/>
                   </pic:spPr>
@@ -764,7 +751,7 @@
           <w:color w:val="5B6B7B"/>
           <w:sz w:val="18"/>
         </w:rPr>
-        <w:t>How the three states are defined. Stepping (top, from the Stim recording): after a cue tells the person which way to step, we lock a 2-second window to their response; straight and diagonal come from two different cues. Standing (bottom, from the Standing recording): there are no cues, so we cut random 2-second windows from the continuous recording. In both recordings the sole of the foot is gently electrically stimulated every half-second (orange ticks), which evokes a tiny brain response (inset) used as an optional extra feature.</w:t>
+        <w:t>The three-state paradigm and epoching. Stepping (top, Stim recording): a warning-imperative structure in which an S1 direction cue (event code 256 = straight, 512 = diagonal) precedes the response / gait onset (code 96); the analysis epoch is response-locked over [-0.1, +2.0] s. Standing (bottom, Standing recording): no cue structure, so non-overlapping 2 s windows are tiled from the continuous record and count-balanced to the stepping trials. A continuous foot-sole electrical-stimulation train (gold ticks; ~2 Hz, 0.52 s ISI) runs through both recordings; each pulse evokes a low-amplitude vertex somatosensory evoked potential (inset; P50/N90), with the stimulator trigger offset from the true cutaneous pulse by a calibrated 273 ms.</w:t>
       </w:r>
     </w:p>
     <w:p>
@@ -775,7 +762,7 @@
         <w:rPr>
           <w:b/>
         </w:rPr>
-        <w:t>Stepping straight / diagonal</w:t>
+        <w:t>Straight / diagonal stepping</w:t>
       </w:r>
       <w:r>
         <w:t xml:space="preserve"> - from the </w:t>
@@ -787,7 +774,7 @@
         <w:t>Stim</w:t>
       </w:r>
       <w:r>
-        <w:t xml:space="preserve"> recording. A cue tells the person the direction; ~2 s later they step. We take the 2-second window locked to their response, exactly as in the step-type project (~40 of each per person).</w:t>
+        <w:t xml:space="preserve"> recording. The S1 cue signals the direction; the participant steps ~2 s later. Epochs are locked to the paired response (code 96) over [-0.1, +2.0] s, exactly as in the step-type project (~40 trials per direction).</w:t>
       </w:r>
     </w:p>
     <w:p>
@@ -798,7 +785,7 @@
         <w:rPr>
           <w:b/>
         </w:rPr>
-        <w:t>Standing</w:t>
+        <w:t>Quiet stance</w:t>
       </w:r>
       <w:r>
         <w:t xml:space="preserve"> - from the </w:t>
@@ -810,7 +797,7 @@
         <w:t>Standing</w:t>
       </w:r>
       <w:r>
-        <w:t xml:space="preserve"> recording. The person simply stands; with no cues, we cut non-overlapping 2-second windows from the continuous recording and balance their number to the stepping trials, so the three states are evenly represented.</w:t>
+        <w:t xml:space="preserve"> recording. With no cue structure, non-overlapping 2 s windows are tiled from the continuous record and down-sampled to the stepping count, giving a balanced ~40/40/40 three-class problem per participant.</w:t>
       </w:r>
     </w:p>
     <w:p>
@@ -821,7 +808,20 @@
         <w:rPr>
           <w:sz w:val="22"/>
         </w:rPr>
-        <w:t xml:space="preserve">One quirk of this study is that throughout </w:t>
+        <w:t xml:space="preserve">A methodological feature of this dataset is that a foot-sole electrical stimulator runs </w:t>
+      </w:r>
+      <w:r>
+        <w:rPr>
+          <w:i/>
+          <w:sz w:val="22"/>
+        </w:rPr>
+        <w:t>continuously</w:t>
+      </w:r>
+      <w:r>
+        <w:rPr>
+          <w:sz w:val="22"/>
+        </w:rPr>
+        <w:t xml:space="preserve"> - at ~2 Hz (0.52 s ISI) - across </w:t>
       </w:r>
       <w:r>
         <w:rPr>
@@ -834,7 +834,7 @@
         <w:rPr>
           <w:sz w:val="22"/>
         </w:rPr>
-        <w:t xml:space="preserve"> recordings, the sole of the foot receives a gentle electrical pulse roughly twice a second. Each pulse evokes a small, brief response in the brain's sensory areas - a </w:t>
+        <w:t xml:space="preserve"> the stepping and standing recordings. Because the stimulation train is present and matched in every state, it is not a between-state cue in itself; rather, each pulse evokes a small cortical </w:t>
       </w:r>
       <w:r>
         <w:rPr>
@@ -847,7 +847,20 @@
         <w:rPr>
           <w:sz w:val="22"/>
         </w:rPr>
-        <w:t xml:space="preserve"> - which we explored as an extra source of information (Section 5).</w:t>
+        <w:t xml:space="preserve"> at the vertex, which we exploited as an additional per-epoch feature family (Section 5). The stimulator trigger is offset from the true cutaneous pulse by a fixed </w:t>
+      </w:r>
+      <w:r>
+        <w:rPr>
+          <w:b/>
+          <w:sz w:val="22"/>
+        </w:rPr>
+        <w:t>273 ms</w:t>
+      </w:r>
+      <w:r>
+        <w:rPr>
+          <w:sz w:val="22"/>
+        </w:rPr>
+        <w:t xml:space="preserve"> (calibrated cohort-wide; 95% CI [271.6, 276.1] ms), applied per recording as round(0.273 x sfreq) samples to accommodate the mixed 1024/2048 Hz sampling.</w:t>
       </w:r>
     </w:p>
     <w:p>
@@ -1079,33 +1092,20 @@
         <w:rPr>
           <w:sz w:val="22"/>
         </w:rPr>
-        <w:t xml:space="preserve">Each 2-second epoch is summarised into a long list of </w:t>
+        <w:t xml:space="preserve">Each 2 s epoch is reduced to a large feature vector of interpretable single-trial measures. We reuse the four families from the step-type pipeline, each computed per channel and per </w:t>
       </w:r>
       <w:r>
         <w:rPr>
           <w:b/>
           <w:sz w:val="22"/>
         </w:rPr>
-        <w:t>features</w:t>
+        <w:t>62.5 ms (1/16 s) time bin</w:t>
       </w:r>
       <w:r>
         <w:rPr>
           <w:sz w:val="22"/>
         </w:rPr>
-        <w:t xml:space="preserve"> - interpretable numbers describing the brain signal. We reuse the four families from the step-type project, computed by chopping the window into short </w:t>
-      </w:r>
-      <w:r>
-        <w:rPr>
-          <w:b/>
-          <w:sz w:val="22"/>
-        </w:rPr>
-        <w:t>time bins</w:t>
-      </w:r>
-      <w:r>
-        <w:rPr>
-          <w:sz w:val="22"/>
-        </w:rPr>
-        <w:t xml:space="preserve"> (each ~1/16 s):</w:t>
+        <w:t>:</w:t>
       </w:r>
     </w:p>
     <w:p>
@@ -1119,7 +1119,7 @@
         <w:t>Amplitude</w:t>
       </w:r>
       <w:r>
-        <w:t xml:space="preserve"> - how high or low the signal sits at each sensor and time-slice.</w:t>
+        <w:t xml:space="preserve"> - the mean potential within each bin: the binned single-trial ERP.</w:t>
       </w:r>
     </w:p>
     <w:p>
@@ -1133,7 +1133,16 @@
         <w:t>Slopes</w:t>
       </w:r>
       <w:r>
-        <w:t xml:space="preserve"> - whether the signal is rising or falling, and how steeply.</w:t>
+        <w:t xml:space="preserve"> - the within-bin temporal gradient (first derivative), indexing the </w:t>
+      </w:r>
+      <w:r>
+        <w:rPr>
+          <w:i/>
+        </w:rPr>
+        <w:t>rate</w:t>
+      </w:r>
+      <w:r>
+        <w:t xml:space="preserve"> of change rather than the absolute level.</w:t>
       </w:r>
     </w:p>
     <w:p>
@@ -1144,10 +1153,10 @@
         <w:rPr>
           <w:b/>
         </w:rPr>
-        <w:t>Power (frequency bands)</w:t>
+        <w:t>Spectral power</w:t>
       </w:r>
       <w:r>
-        <w:t xml:space="preserve"> - the strength of the brain's rhythms (delta ... gamma).</w:t>
+        <w:t xml:space="preserve"> - single-trial band power from a Morlet-wavelet time-frequency decomposition, summarised in the canonical bands (delta, theta, alpha, beta, gamma).</w:t>
       </w:r>
     </w:p>
     <w:p>
@@ -1158,19 +1167,10 @@
         <w:rPr>
           <w:b/>
         </w:rPr>
-        <w:t>Source localisation</w:t>
+        <w:t>Source estimates</w:t>
       </w:r>
       <w:r>
-        <w:t xml:space="preserve"> - an estimate (via eLORETA) of </w:t>
-      </w:r>
-      <w:r>
-        <w:rPr>
-          <w:i/>
-        </w:rPr>
-        <w:t>where</w:t>
-      </w:r>
-      <w:r>
-        <w:t xml:space="preserve"> in the brain the activity arises, across ~150 regions.</w:t>
+        <w:t xml:space="preserve"> - a distributed inverse solution (eLORETA) projected onto the fsaverage template cortex and parcellated with the Destrieux atlas (aparc.a2009s, ~150 ROIs).</w:t>
       </w:r>
     </w:p>
     <w:p>
@@ -1229,8 +1229,81 @@
           <w:color w:val="5B6B7B"/>
           <w:sz w:val="18"/>
         </w:rPr>
-        <w:t>Turning a continuous wave into numbers. The window is chopped into short equal time-slices and the signal in each is summarised - every bar becomes one feature. Repeated over every sensor, band and brain region, this yields roughly 19,500 candidate features per epoch.</w:t>
+        <w:t>Turning a continuous waveform into features. Each 2 s epoch is divided into non-overlapping 62.5 ms bins and summarised per bin; across channels, bins, bands and source ROIs this yields ~19,500 candidate features per epoch.</w:t>
       </w:r>
+    </w:p>
+    <w:tbl>
+      <w:tblPr>
+        <w:tblW w:type="auto" w:w="0"/>
+        <w:jc w:val="center"/>
+        <w:tblLook w:firstColumn="1" w:firstRow="1" w:lastColumn="0" w:lastRow="0" w:noHBand="0" w:noVBand="1" w:val="04A0"/>
+        <w:tblW w:w="9360" w:type="dxa"/>
+      </w:tblPr>
+      <w:tblGrid>
+        <w:gridCol w:w="9360"/>
+      </w:tblGrid>
+      <w:tr>
+        <w:tc>
+          <w:tcPr>
+            <w:tcW w:type="dxa" w:w="9360"/>
+            <w:shd w:val="clear" w:color="auto" w:fill="F4F7FB"/>
+            <w:tcMar>
+              <w:top w:w="120" w:type="dxa"/>
+              <w:bottom w:w="120" w:type="dxa"/>
+              <w:start w:w="200" w:type="dxa"/>
+              <w:end w:w="160" w:type="dxa"/>
+            </w:tcMar>
+            <w:tcBorders>
+              <w:top w:val="single" w:sz="4" w:space="0" w:color="E4E9EF"/>
+              <w:left w:val="single" w:sz="28" w:space="0" w:color="1F77B4"/>
+              <w:bottom w:val="single" w:sz="4" w:space="0" w:color="E4E9EF"/>
+              <w:right w:val="single" w:sz="4" w:space="0" w:color="E4E9EF"/>
+            </w:tcBorders>
+          </w:tcPr>
+          <w:p>
+            <w:pPr>
+              <w:spacing w:after="80"/>
+            </w:pPr>
+            <w:r>
+              <w:rPr>
+                <w:b/>
+                <w:color w:val="1F77B4"/>
+                <w:sz w:val="17"/>
+              </w:rPr>
+              <w:t>A NOTE ON REFERENCING - CSD (SURFACE LAPLACIAN)</w:t>
+            </w:r>
+          </w:p>
+          <w:p>
+            <w:pPr>
+              <w:spacing w:after="40"/>
+            </w:pPr>
+            <w:r>
+              <w:rPr>
+                <w:sz w:val="21"/>
+              </w:rPr>
+              <w:t xml:space="preserve">The scalp-electrode features (amplitude, slopes, power) are computed not on the raw average-referenced potentials but on their </w:t>
+            </w:r>
+            <w:r>
+              <w:rPr>
+                <w:b/>
+                <w:sz w:val="21"/>
+              </w:rPr>
+              <w:t>current source density (CSD)</w:t>
+            </w:r>
+            <w:r>
+              <w:rPr>
+                <w:sz w:val="21"/>
+              </w:rPr>
+              <w:t xml:space="preserve"> transform - the surface Laplacian of the scalp field. CSD is a reference-free spatial high-pass filter that sharpens the topography of superficial radial generators and suppresses volume-conducted and far-field activity; it is expressed here in arbitrary units. The trade-off is that, as a spatial second derivative, CSD also amplifies high-spatial-frequency and broadband noise - which is why the grand-average display below (Figure 5) is drawn from the average-reference (uV) epochs rather than the CSD ones, even though the classifier's window features use CSD.</w:t>
+            </w:r>
+          </w:p>
+        </w:tc>
+      </w:tr>
+    </w:tbl>
+    <w:p>
+      <w:pPr>
+        <w:spacing w:after="40"/>
+      </w:pPr>
     </w:p>
     <w:p>
       <w:pPr>
@@ -1241,26 +1314,78 @@
           <w:b/>
           <w:sz w:val="22"/>
         </w:rPr>
-        <w:t>The new ingredient - a foot-stimulation feature (“SEP”).</w:t>
+        <w:t>The novel block - a per-epoch foot-SEP.</w:t>
       </w:r>
       <w:r>
         <w:rPr>
           <w:sz w:val="22"/>
         </w:rPr>
-        <w:t xml:space="preserve"> Because the foot is being stimulated throughout, we added a fifth, novel feature family unique to this project: for each epoch we average the tiny brain responses to the ~4 foot-pulses that fall inside it, and measure the size and timing of the two characteristic peaks (around 50 and 90 ms after the pulse) over the vertex sensors. Critically, each epoch's SEP is built </w:t>
+        <w:t xml:space="preserve"> Because the sole is stimulated throughout, we added a fifth feature family unique to this project, read from the </w:t>
       </w:r>
       <w:r>
         <w:rPr>
           <w:i/>
           <w:sz w:val="22"/>
         </w:rPr>
-        <w:t>only from its own pulses</w:t>
+        <w:t>average-reference</w:t>
       </w:r>
       <w:r>
         <w:rPr>
           <w:sz w:val="22"/>
         </w:rPr>
-        <w:t xml:space="preserve"> - never shared across trials - so it cannot secretly leak the answer.</w:t>
+        <w:t xml:space="preserve"> (non-CSD) epochs - the vertex foot-SEP is a deep, largely tangential paracentral generator that the surface Laplacian would attenuate. For each analysis epoch we average the SEPs of its own in-epoch pulses (~4 per 2 s window), baseline-correct (-50 to 0 ms), and read fixed a-priori vertex components - an early positivity (</w:t>
+      </w:r>
+      <w:r>
+        <w:rPr>
+          <w:b/>
+          <w:sz w:val="22"/>
+        </w:rPr>
+        <w:t>P50</w:t>
+      </w:r>
+      <w:r>
+        <w:rPr>
+          <w:sz w:val="22"/>
+        </w:rPr>
+        <w:t>, 40-50 ms window) and the dominant negativity (</w:t>
+      </w:r>
+      <w:r>
+        <w:rPr>
+          <w:b/>
+          <w:sz w:val="22"/>
+        </w:rPr>
+        <w:t>N90</w:t>
+      </w:r>
+      <w:r>
+        <w:rPr>
+          <w:sz w:val="22"/>
+        </w:rPr>
+        <w:t>, 75-90 ms window; grand-average trough ~65-75 ms), plus peak-to-peak and RMS over 15-130 ms, across the vertex montage [Cz, C1, C2, FCz, CPz], with the read window starting &gt;=15 ms to exclude the stimulus artifact. (</w:t>
+      </w:r>
+      <w:r>
+        <w:rPr>
+          <w:i/>
+          <w:sz w:val="22"/>
+        </w:rPr>
+        <w:t>P50/N90</w:t>
+      </w:r>
+      <w:r>
+        <w:rPr>
+          <w:sz w:val="22"/>
+        </w:rPr>
+        <w:t xml:space="preserve"> are latency-defined labels for the vertex foot-SEP peaks, not the canonical tibial-nerve P37/N45 nomenclature - plantar cutaneous stimulation evokes a later, sub-uV complex.) The block is </w:t>
+      </w:r>
+      <w:r>
+        <w:rPr>
+          <w:b/>
+          <w:sz w:val="22"/>
+        </w:rPr>
+        <w:t>leakage-safe by construction</w:t>
+      </w:r>
+      <w:r>
+        <w:rPr>
+          <w:sz w:val="22"/>
+        </w:rPr>
+        <w:t>: every epoch's SEP is built only from that epoch's own pulses, never a per-condition average broadcast across trials.</w:t>
       </w:r>
     </w:p>
     <w:p>
@@ -1319,7 +1444,7 @@
           <w:color w:val="5B6B7B"/>
           <w:sz w:val="18"/>
         </w:rPr>
-        <w:t>The average brain signal over the 2-second window at the top of the head, for each state, across the thirty-two participants. Standing (grey) sits apart from the two stepping states; straight (blue) and diagonal (orange) overlap heavily - a first visual hint that standing is easy to spot but the two step types are hard to tell apart.</w:t>
+        <w:t>Grand-average vertex window ERP per state (average reference, uV; zero-phase 6 Hz low-pass for display), across all thirty-two participants. Standing (blue) stays near baseline, whereas both stepping states show a large early positivity (~0.2 s, around response / gait onset) followed by a sustained negativity that is deepest for diagonal. The two stepping waveforms share a similar early positivity but diverge through the sustained negativity; at the single-trial level, though, quiet stance is trivially separable whereas straight vs diagonal remains subtle. The classifier's window features are the CSD transform of these signals; the display is in uV for legibility.</w:t>
       </w:r>
     </w:p>
     <w:p>
@@ -1378,7 +1503,7 @@
           <w:color w:val="5B6B7B"/>
           <w:sz w:val="18"/>
         </w:rPr>
-        <w:t>The foot-stimulation response (SEP) at the vertex, averaged across participants, for each state. The traces differ only modestly between states - consistent with the result (Section 7) that this feature adds little once the ordinary scalp features are present.</w:t>
+        <w:t>Grand-average vertex foot-SEP per state (average reference, uV), time-locked to the true (offset-corrected) pulse. The evoked complex is low-amplitude (sub-uV): a weak P50 positivity and a dominant N90 trough. The three states are near-identical - consistent with the ablation (Section 7), where the SEP block adds nothing beyond the window features.</w:t>
       </w:r>
     </w:p>
     <w:p>
@@ -1688,7 +1813,7 @@
           <w:color w:val="5B6B7B"/>
           <w:sz w:val="18"/>
         </w:rPr>
-        <w:t>The ablation. Each bar is the cohort macro-AUC for a different feature set (chance = 0.50, dashed). The full set (combined) and the set without the foot-SEP (window) are identical; dropping the brain-source features too (electrode) costs a little. The foot-SEP on its own (sep) lands only modestly above chance.</w:t>
+        <w:t>The ablation. Each bar is the cohort macro-AUC for a different feature set (chance = 0.50, dashed). The full set (combined) and the set without the foot-SEP (window) are identical; dropping the eLORETA source features too (electrode) costs a small but real ~0.015 macro-AUC. The foot-SEP on its own (sep) lands only modestly above chance.</w:t>
       </w:r>
     </w:p>
     <w:tbl>
@@ -2558,7 +2683,7 @@
               <w:rPr>
                 <w:sz w:val="21"/>
               </w:rPr>
-              <w:t xml:space="preserve">A model that is overfitting scores far higher on its own tuning data than on unseen data. Here the gap between the two is only </w:t>
+              <w:t xml:space="preserve">An overfit model scores far higher on its own tuning data than on unseen data. Here the inner-vs-outer gap is only </w:t>
             </w:r>
             <w:r>
               <w:rPr>
@@ -2571,7 +2696,7 @@
               <w:rPr>
                 <w:sz w:val="21"/>
               </w:rPr>
-              <w:t>, and every participant clears chance on the truly held-out epochs. The 0.88 figure is a real, not inflated, estimate for the full cohort.</w:t>
+              <w:t>, and every participant clears chance on the truly held-out epochs - so the 0.878 figure is a fair, not inflated, estimate for the full 32-participant cohort.</w:t>
             </w:r>
           </w:p>
         </w:tc>
@@ -2590,7 +2715,7 @@
         <w:rPr>
           <w:color w:val="1B3A6B"/>
         </w:rPr>
-        <w:t>8   An honest caveat: the stimulation-rhythm confound</w:t>
+        <w:t>8   An honest caveat: the standing-stepping movement asymmetry</w:t>
       </w:r>
     </w:p>
     <w:tbl>
@@ -2642,33 +2767,59 @@
               <w:rPr>
                 <w:sz w:val="21"/>
               </w:rPr>
-              <w:t xml:space="preserve">Standing being identified almost perfectly is partly </w:t>
+              <w:t xml:space="preserve">Near-perfect detection of standing should not be read as near-perfect decoding of a </w:t>
             </w:r>
             <w:r>
               <w:rPr>
                 <w:i/>
                 <w:sz w:val="21"/>
               </w:rPr>
-              <w:t>too</w:t>
+              <w:t>cortical</w:t>
             </w:r>
             <w:r>
               <w:rPr>
                 <w:sz w:val="21"/>
               </w:rPr>
-              <w:t xml:space="preserve"> easy. During standing the foot is stimulated in a steady half-second rhythm; during stepping the pulses come in a short cluster and then stop. That difference in </w:t>
+              <w:t xml:space="preserve"> state. Because the foot-stimulation train is continuous and matched across all three states (Section 3), it is </w:t>
+            </w:r>
+            <w:r>
+              <w:rPr>
+                <w:i/>
+                <w:sz w:val="21"/>
+              </w:rPr>
+              <w:t>not</w:t>
+            </w:r>
+            <w:r>
+              <w:rPr>
+                <w:sz w:val="21"/>
+              </w:rPr>
+              <w:t xml:space="preserve"> a between-state confound here - and we additionally blank the +/-12 ms stimulus-artifact intervals before extracting the window features. What still separates standing from stepping is the obvious factor: </w:t>
             </w:r>
             <w:r>
               <w:rPr>
                 <w:b/>
                 <w:sz w:val="21"/>
               </w:rPr>
-              <w:t>stimulation rhythm</w:t>
+              <w:t>gross movement</w:t>
             </w:r>
             <w:r>
               <w:rPr>
                 <w:sz w:val="21"/>
               </w:rPr>
-              <w:t xml:space="preserve"> - not necessarily brain state - can by itself separate standing from stepping. We actively blank the electrical-pulse artefacts before computing features, but the blanking pattern itself still differs between the states, so some of the standing performance may reflect the experiment's structure rather than the brain.</w:t>
+              <w:t xml:space="preserve">. Stepping entails whole-body motion, and with it postural EMG, motion and cable artifact, and genuine sensorimotor cortical engagement; quiet stance has none of these. Some of the standing-stepping separability is therefore </w:t>
+            </w:r>
+            <w:r>
+              <w:rPr>
+                <w:b/>
+                <w:sz w:val="21"/>
+              </w:rPr>
+              <w:t>non-neural</w:t>
+            </w:r>
+            <w:r>
+              <w:rPr>
+                <w:sz w:val="21"/>
+              </w:rPr>
+              <w:t xml:space="preserve"> (movement-related artifact) rather than a pure motor-state readout - an asymmetry no reference scheme fully removes.</w:t>
             </w:r>
           </w:p>
           <w:p>
@@ -2679,7 +2830,7 @@
               <w:rPr>
                 <w:sz w:val="21"/>
               </w:rPr>
-              <w:t xml:space="preserve">This is why the </w:t>
+              <w:t xml:space="preserve">This is precisely why the </w:t>
             </w:r>
             <w:r>
               <w:rPr>
@@ -2692,7 +2843,20 @@
               <w:rPr>
                 <w:sz w:val="21"/>
               </w:rPr>
-              <w:t xml:space="preserve"> comparison is the scientifically clean one: both are stepping, with the identical pulse structure, so any separation there is genuine movement-related brain signal. A planned stimulation-artefact-only control will quantify how much of the standing result is confound versus real motor state.</w:t>
+              <w:t xml:space="preserve"> contrast is the scientifically clean one: both are stepping, with matched movement </w:t>
+            </w:r>
+            <w:r>
+              <w:rPr>
+                <w:i/>
+                <w:sz w:val="21"/>
+              </w:rPr>
+              <w:t>and</w:t>
+            </w:r>
+            <w:r>
+              <w:rPr>
+                <w:sz w:val="21"/>
+              </w:rPr>
+              <w:t xml:space="preserve"> matched stimulation, so any separation there reflects genuine direction-related sensorimotor activity - the original step-type signal, now embedded in the three-class setting. Partitioning the standing result into movement-related artifact versus true motor-state signal (e.g. via EMG / accelerometer regressors or artifact-matched controls) is the natural next check.</w:t>
             </w:r>
           </w:p>
         </w:tc>
@@ -2722,20 +2886,20 @@
         <w:rPr>
           <w:sz w:val="22"/>
         </w:rPr>
-        <w:t xml:space="preserve">In plain terms: </w:t>
+        <w:t xml:space="preserve">In summary: </w:t>
       </w:r>
       <w:r>
         <w:rPr>
           <w:b/>
           <w:sz w:val="22"/>
         </w:rPr>
-        <w:t>a 2-second EEG window distinguishes standing, straight stepping, and diagonal stepping well above chance</w:t>
+        <w:t>a single 2 s EEG epoch separates quiet stance, straight stepping and diagonal stepping well above chance</w:t>
       </w:r>
       <w:r>
         <w:rPr>
           <w:sz w:val="22"/>
         </w:rPr>
-        <w:t xml:space="preserve"> (macro-AUC 0.88, accuracy 73% versus 33%), with an honest test. Standing is easy (with the confound caveat above); separating the two step types is the hard, meaningful part. The controlled comparison was decisive: the new foot-SEP feature adds nothing beyond the basic scalp measurements, whereas the brain-source features give a small but real boost to the hard straight-vs-diagonal distinction.</w:t>
+        <w:t xml:space="preserve"> (macro-AUC 0.878, accuracy 73% vs 33% chance), under an honest nested cross-validation estimate. Standing is near-ceiling - subject to the movement-asymmetry caveat above - while the meaningful, artifact-matched problem is straight vs diagonal. The ablation was decisive: the per-epoch foot-SEP adds nothing beyond the window features, whereas the eLORETA source estimates give a small but consistent lift (+0.015 macro-AUC) to the hard straight-vs-diagonal distinction.</w:t>
       </w:r>
     </w:p>
     <w:p>
@@ -2758,16 +2922,16 @@
         <w:rPr>
           <w:b/>
         </w:rPr>
-        <w:t>The full cohort is complete (all 32 participants).</w:t>
+        <w:t>The full 32-participant cohort is complete.</w:t>
       </w:r>
       <w:r>
-        <w:t xml:space="preserve"> The ablation's guidance for a production feature set: </w:t>
+        <w:t xml:space="preserve"> Ablation-guided production feature set: </w:t>
       </w:r>
       <w:r>
         <w:rPr>
           <w:b/>
         </w:rPr>
-        <w:t>keep the brain-source features</w:t>
+        <w:t>keep the eLORETA source block</w:t>
       </w:r>
       <w:r>
         <w:t xml:space="preserve"> (a small, consistent lift to straight-vs-diagonal) and </w:t>
@@ -2779,7 +2943,7 @@
         <w:t>drop the foot-SEP block</w:t>
       </w:r>
       <w:r>
-        <w:t xml:space="preserve"> (redundant).</w:t>
+        <w:t xml:space="preserve"> (redundant against the window features).</w:t>
       </w:r>
     </w:p>
     <w:p>
@@ -2790,10 +2954,10 @@
         <w:rPr>
           <w:b/>
         </w:rPr>
-        <w:t>Run the stimulation-artefact control</w:t>
+        <w:t>Partition the standing result</w:t>
       </w:r>
       <w:r>
-        <w:t xml:space="preserve"> to pin down how much of the standing result is the rhythm confound versus genuine motor state.</w:t>
+        <w:t xml:space="preserve"> into movement-related artifact versus genuine motor-state signal - e.g. with EMG / accelerometer regressors or artifact-matched controls - since the continuous, matched stimulation already rules out a stimulation-rhythm explanation.</w:t>
       </w:r>
     </w:p>
     <w:p>
@@ -2807,7 +2971,7 @@
         <w:t>Focus on straight-vs-diagonal</w:t>
       </w:r>
       <w:r>
-        <w:t>, the confound-free core problem, and connect it back to the step-type project's findings.</w:t>
+        <w:t>, the artifact-matched core problem, and relate it back to the CNV step-type findings.</w:t>
       </w:r>
     </w:p>
     <w:p>
@@ -2818,52 +2982,7 @@
         <w:rPr>
           <w:color w:val="1B3A6B"/>
         </w:rPr>
-        <w:t>Plain-language glossary</w:t>
-      </w:r>
-    </w:p>
-    <w:p>
-      <w:pPr>
-        <w:spacing w:after="80"/>
-      </w:pPr>
-      <w:r>
-        <w:rPr>
-          <w:b/>
-          <w:color w:val="16324F"/>
-        </w:rPr>
-        <w:t xml:space="preserve">EEG - </w:t>
-      </w:r>
-      <w:r>
-        <w:t>Recording the brain's electrical activity with sensors on the scalp.</w:t>
-      </w:r>
-    </w:p>
-    <w:p>
-      <w:pPr>
-        <w:spacing w:after="80"/>
-      </w:pPr>
-      <w:r>
-        <w:rPr>
-          <w:b/>
-          <w:color w:val="16324F"/>
-        </w:rPr>
-        <w:t xml:space="preserve">Epoch / trial - </w:t>
-      </w:r>
-      <w:r>
-        <w:t>One ~2-second recording across all sensors - one example for the model.</w:t>
-      </w:r>
-    </w:p>
-    <w:p>
-      <w:pPr>
-        <w:spacing w:after="80"/>
-      </w:pPr>
-      <w:r>
-        <w:rPr>
-          <w:b/>
-          <w:color w:val="16324F"/>
-        </w:rPr>
-        <w:t xml:space="preserve">Motor state - </w:t>
-      </w:r>
-      <w:r>
-        <w:t>Here, one of three: standing, stepping straight, or stepping diagonally.</w:t>
+        <w:t>Glossary (modelling &amp; statistics)</w:t>
       </w:r>
     </w:p>
     <w:p>
@@ -2878,22 +2997,7 @@
         <w:t xml:space="preserve">Feature - </w:t>
       </w:r>
       <w:r>
-        <w:t>A single number summarising one aspect of an epoch.</w:t>
-      </w:r>
-    </w:p>
-    <w:p>
-      <w:pPr>
-        <w:spacing w:after="80"/>
-      </w:pPr>
-      <w:r>
-        <w:rPr>
-          <w:b/>
-          <w:color w:val="16324F"/>
-        </w:rPr>
-        <w:t xml:space="preserve">SEP (somatosensory evoked potential) - </w:t>
-      </w:r>
-      <w:r>
-        <w:t>The brain's small response to a touch/stimulation of the body - here, the electrical pulse to the sole of the foot.</w:t>
+        <w:t>A single number summarising one aspect of an epoch (e.g. band power at one channel in one time bin).</w:t>
       </w:r>
     </w:p>
     <w:p>
@@ -2908,7 +3012,7 @@
         <w:t xml:space="preserve">Macro-AUC - </w:t>
       </w:r>
       <w:r>
-        <w:t>The three-class performance score: for each state, how well it is separated from the other two, averaged. 0.50 = chance, 1.00 = perfect.</w:t>
+        <w:t>Macro-averaged one-vs-rest area under the ROC curve: for each state, how well it separates from the other two, then averaged. 0.50 = chance, 1.00 = perfect.</w:t>
       </w:r>
     </w:p>
     <w:p>
@@ -2923,7 +3027,7 @@
         <w:t xml:space="preserve">Accuracy - </w:t>
       </w:r>
       <w:r>
-        <w:t>The fraction of epochs whose state the model gets exactly right. Chance here is 1/3.</w:t>
+        <w:t>Fraction of epochs assigned the correct state. Chance is 1/3 (33%) for three balanced classes.</w:t>
       </w:r>
     </w:p>
     <w:p>
@@ -2938,7 +3042,7 @@
         <w:t xml:space="preserve">Ablation - </w:t>
       </w:r>
       <w:r>
-        <w:t>Re-running the analysis with parts of the feature set removed, to see what each contributes.</w:t>
+        <w:t>Re-running the analysis with feature blocks removed, to isolate each block's contribution.</w:t>
       </w:r>
     </w:p>
     <w:p>
@@ -2953,7 +3057,7 @@
         <w:t xml:space="preserve">Confusion matrix - </w:t>
       </w:r>
       <w:r>
-        <w:t>A table of true state versus predicted state; the diagonal counts correct calls.</w:t>
+        <w:t>A table of true versus predicted state; the diagonal counts correct calls, the off-diagonal the errors.</w:t>
       </w:r>
     </w:p>
     <w:p>
@@ -2968,7 +3072,7 @@
         <w:t xml:space="preserve">Overfitting - </w:t>
       </w:r>
       <w:r>
-        <w:t>When a model memorises its training data instead of learning a general rule.</w:t>
+        <w:t>When a model fits its training data rather than a generalisable rule - high internal scores, poor held-out scores.</w:t>
       </w:r>
     </w:p>
     <w:p>
@@ -2980,10 +3084,10 @@
           <w:b/>
           <w:color w:val="16324F"/>
         </w:rPr>
-        <w:t xml:space="preserve">Cross-validation - </w:t>
+        <w:t xml:space="preserve">Nested cross-validation - </w:t>
       </w:r>
       <w:r>
-        <w:t>Repeatedly holding out part of the data as an unseen test to estimate real-world performance fairly.</w:t>
+        <w:t>An outer split scores the finished model; a separate inner split makes all tuning and feature-selection choices, so the reported score is not inflated.</w:t>
       </w:r>
     </w:p>
     <w:p>
@@ -2998,7 +3102,7 @@
         <w:t xml:space="preserve">XGBoost - </w:t>
       </w:r>
       <w:r>
-        <w:t>The model used here: hundreds of small decision trees added together, each correcting the previous ones' mistakes.</w:t>
+        <w:t>The classifier used here: an additive ensemble of gradient-boosted decision trees.</w:t>
       </w:r>
     </w:p>
     <w:sectPr>
